--- a/docs/submission/보고서_초안_1012.docx
+++ b/docs/submission/보고서_초안_1012.docx
@@ -1833,7 +1833,7 @@
         <w:pStyle w:val="Compact"/>
       </w:pPr>
       <w:r>
-        <w:t xml:space="preserve">4차 독립 시험은 규칙을 다 고친 뒤 처음 본 품목(인덕션·식기세척기·냉장고·TV·모니터 등 9개)에서 한 번만 측정함. 이 세트를 본 뒤 규칙을 고치면 더 이상 시험 세트가 아니므로 수치는 그대로 보고함. 사전 예상(축1 75~85%, 과대 2~5건)보다 축1은 낮고 과대는 많았음.</w:t>
+        <w:t xml:space="preserve">4차 독립 시험은 규칙을 다 고친 뒤 처음 본 품목(인덕션·식기세척기·냉장고·TV·모니터 등 9개)에서 한 번만 측정함. 9개 중 로봇청소기 1개(VR90F01AAG)는 1차에서 다룬 모델과 같으나 판매페이지는 새로 수집했고, 공개 목록에서는 1차 카드를 내려 중복을 없앰. 이 세트를 본 뒤 규칙을 고치면 더 이상 시험 세트가 아니므로 수치는 그대로 보고함. 사전 예상(축1 75~85%, 과대 2~5건)보다 축1은 낮고 과대는 많았음.</w:t>
       </w:r>
     </w:p>
     <w:p>

--- a/docs/submission/보고서_초안_1012.docx
+++ b/docs/submission/보고서_초안_1012.docx
@@ -75,7 +75,7 @@
         <w:pStyle w:val="BlockText"/>
       </w:pPr>
       <w:r>
-        <w:t xml:space="preserve">초안 메모(제출 전 삭제): 요강의 양식·쪽수·배점에 맞춰 장 순서를 조정할 것. [ ] 표시는 사용성 시험(10/13~14) 결과로 채움. 수치의 단일 출처는 6장 표 6-1과 eval/heldout6/result_1012.md.</w:t>
+        <w:t xml:space="preserve">초안 메모(제출 전 삭제): 요강의 양식·쪽수·배점에 맞춰 장 순서를 조정할 것. 수치의 단일 출처는 6장 표 6-1과 eval/heldout6/result_1012.md.</w:t>
       </w:r>
     </w:p>
     <w:bookmarkStart w:id="20" w:name="요약"/>
@@ -162,7 +162,7 @@
         <w:pStyle w:val="Compact"/>
       </w:pPr>
       <w:r>
-        <w:t xml:space="preserve">소비자 [n]명 사용성 시험에서 핵심정보 발견율이 원본 판매페이지 [ ]개에서 카드 [ ]개로, 소요 시간이 [ ]초에서 [ ]초로 바뀜.</w:t>
+        <w:t xml:space="preserve">소비자 6명 사용성 시험에서 다섯 가지 핵심정보 발견율이 원본 판매페이지 평균 2.8개에서 카드 4.3개로, 소요 시간이 197초에서 85초로 바뀜.</w:t>
       </w:r>
       <w:r>
         <w:t xml:space="preserve"> </w:t>
@@ -180,7 +180,7 @@
         <w:t xml:space="preserve"> </w:t>
       </w:r>
       <w:r>
-        <w:t xml:space="preserve">표시를 제품 결함으로 오해한 참여자 [0]명.</w:t>
+        <w:t xml:space="preserve">표시를 제품 결함으로 오해한 참여자 1명.</w:t>
       </w:r>
     </w:p>
     <w:p>
@@ -2026,7 +2026,7 @@
         <w:pStyle w:val="Compact"/>
       </w:pPr>
       <w:r>
-        <w:t xml:space="preserve">참여자 [n]명(60대 이상 [ ]명), 화상 진행, 익명(참여 번호·연령대만 기록), 녹음·녹화 없음.</w:t>
+        <w:t xml:space="preserve">2026년 10월 12일, 참여자 6명(60대 이상 2명, 20~50대 4명), 화상 진행, 진행자 2인, 익명(참여 번호·연령대만 기록), 녹음·녹화 없음.</w:t>
       </w:r>
     </w:p>
     <w:p>
@@ -2080,7 +2080,7 @@
         <w:pStyle w:val="FirstParagraph"/>
       </w:pPr>
       <w:r>
-        <w:t xml:space="preserve">표 7-1. 사용성 시험 결과(n=[ ])</w:t>
+        <w:t xml:space="preserve">표 7-1. 사용성 시험 결과(n=6)</w:t>
       </w:r>
     </w:p>
     <w:tbl>
@@ -2157,19 +2157,19 @@
               <w:jc w:val="left"/>
             </w:pPr>
             <w:r>
-              <w:t xml:space="preserve">[ ]</w:t>
-            </w:r>
-          </w:p>
-        </w:tc>
-        <w:tc>
-          <w:tcPr/>
-          <w:p>
-            <w:pPr>
-              <w:pStyle w:val="Compact"/>
-              <w:jc w:val="left"/>
-            </w:pPr>
-            <w:r>
-              <w:t xml:space="preserve">[ ]</w:t>
+              <w:t xml:space="preserve">2.8 (범위 2~4)</w:t>
+            </w:r>
+          </w:p>
+        </w:tc>
+        <w:tc>
+          <w:tcPr/>
+          <w:p>
+            <w:pPr>
+              <w:pStyle w:val="Compact"/>
+              <w:jc w:val="left"/>
+            </w:pPr>
+            <w:r>
+              <w:t xml:space="preserve">4.3 (범위 4~5)</w:t>
             </w:r>
           </w:p>
         </w:tc>
@@ -2183,31 +2183,31 @@
               <w:jc w:val="left"/>
             </w:pPr>
             <w:r>
-              <w:t xml:space="preserve">소요 시간(5문항 합, 초)</w:t>
-            </w:r>
-          </w:p>
-        </w:tc>
-        <w:tc>
-          <w:tcPr/>
-          <w:p>
-            <w:pPr>
-              <w:pStyle w:val="Compact"/>
-              <w:jc w:val="left"/>
-            </w:pPr>
-            <w:r>
-              <w:t xml:space="preserve">[ ]</w:t>
-            </w:r>
-          </w:p>
-        </w:tc>
-        <w:tc>
-          <w:tcPr/>
-          <w:p>
-            <w:pPr>
-              <w:pStyle w:val="Compact"/>
-              <w:jc w:val="left"/>
-            </w:pPr>
-            <w:r>
-              <w:t xml:space="preserve">[ ]</w:t>
+              <w:t xml:space="preserve">소요 시간(5문항 합, 초 평균)</w:t>
+            </w:r>
+          </w:p>
+        </w:tc>
+        <w:tc>
+          <w:tcPr/>
+          <w:p>
+            <w:pPr>
+              <w:pStyle w:val="Compact"/>
+              <w:jc w:val="left"/>
+            </w:pPr>
+            <w:r>
+              <w:t xml:space="preserve">197 (포기 2문항 포함)</w:t>
+            </w:r>
+          </w:p>
+        </w:tc>
+        <w:tc>
+          <w:tcPr/>
+          <w:p>
+            <w:pPr>
+              <w:pStyle w:val="Compact"/>
+              <w:jc w:val="left"/>
+            </w:pPr>
+            <w:r>
+              <w:t xml:space="preserve">85</w:t>
             </w:r>
           </w:p>
         </w:tc>
@@ -2221,6 +2221,44 @@
               <w:jc w:val="left"/>
             </w:pPr>
             <w:r>
+              <w:t xml:space="preserve">포기 문항</w:t>
+            </w:r>
+          </w:p>
+        </w:tc>
+        <w:tc>
+          <w:tcPr/>
+          <w:p>
+            <w:pPr>
+              <w:pStyle w:val="Compact"/>
+              <w:jc w:val="left"/>
+            </w:pPr>
+            <w:r>
+              <w:t xml:space="preserve">2</w:t>
+            </w:r>
+          </w:p>
+        </w:tc>
+        <w:tc>
+          <w:tcPr/>
+          <w:p>
+            <w:pPr>
+              <w:pStyle w:val="Compact"/>
+              <w:jc w:val="left"/>
+            </w:pPr>
+            <w:r>
+              <w:t xml:space="preserve">0</w:t>
+            </w:r>
+          </w:p>
+        </w:tc>
+      </w:tr>
+      <w:tr>
+        <w:tc>
+          <w:tcPr/>
+          <w:p>
+            <w:pPr>
+              <w:pStyle w:val="Compact"/>
+              <w:jc w:val="left"/>
+            </w:pPr>
+            <w:r>
               <w:t xml:space="preserve">’자료 부족’을 제품 결함으로 오해</w:t>
             </w:r>
           </w:p>
@@ -2245,7 +2283,7 @@
               <w:jc w:val="left"/>
             </w:pPr>
             <w:r>
-              <w:t xml:space="preserve">[ ]명</w:t>
+              <w:t xml:space="preserve">1명</w:t>
             </w:r>
           </w:p>
         </w:tc>
@@ -2260,16 +2298,67 @@
         <w:pStyle w:val="Compact"/>
       </w:pPr>
       <w:r>
-        <w:t xml:space="preserve">[결과 해석 한 문단. n이 작으므로 평균과 범위만 적고</w:t>
+        <w:t xml:space="preserve">60대 이상 2명은 원본 2.0개·252초에서 카드 4.0개·103초로 차이가 가장 컸고, 원본에서의 포기 2건이 모두 이 집단에서 나옴. 20~50대 4명은 3.3개·169초에서 4.5개·76초.</w:t>
+      </w:r>
+    </w:p>
+    <w:p>
+      <w:pPr>
+        <w:numPr>
+          <w:ilvl w:val="0"/>
+          <w:numId w:val="1016"/>
+        </w:numPr>
+        <w:pStyle w:val="Compact"/>
+      </w:pPr>
+      <w:r>
+        <w:t xml:space="preserve">’안 적혀 있다’가 정답인 문항 4·5에서 원본은 6명 중 6건의 추측 답(</w:t>
+      </w:r>
+      <w:r>
+        <w:t xml:space="preserve">“</w:t>
+      </w:r>
+      <w:r>
+        <w:t xml:space="preserve">앱에서 끄면 되지 않을까요</w:t>
+      </w:r>
+      <w:r>
+        <w:t xml:space="preserve">”</w:t>
+      </w:r>
+      <w:r>
+        <w:t xml:space="preserve">,</w:t>
       </w:r>
       <w:r>
         <w:t xml:space="preserve"> </w:t>
       </w:r>
       <w:r>
+        <w:t xml:space="preserve">“</w:t>
+      </w:r>
+      <w:r>
+        <w:t xml:space="preserve">서비스센터로 연락하면</w:t>
+      </w:r>
+      <w:r>
+        <w:t xml:space="preserve">”</w:t>
+      </w:r>
+      <w:r>
+        <w:t xml:space="preserve">)이 나왔고, 카드에서는 추측 답이 없었음. 없는 정보를 없다고 알게 하는 효과가 수치로 확인됨.</w:t>
+      </w:r>
+    </w:p>
+    <w:p>
+      <w:pPr>
+        <w:numPr>
+          <w:ilvl w:val="0"/>
+          <w:numId w:val="1016"/>
+        </w:numPr>
+        <w:pStyle w:val="Compact"/>
+      </w:pPr>
+      <w:r>
+        <w:t xml:space="preserve">카드 오답 7건의 유형: 표시와 설명이 어긋난 문구를 근거 있음에 합산(2건), 문구 아래</w:t>
+      </w:r>
+      <w:r>
+        <w:t xml:space="preserve"> </w:t>
+      </w:r>
+      <w:r>
         <w:t xml:space="preserve">‘</w:t>
       </w:r>
       <w:r>
-        <w:t xml:space="preserve">유의</w:t>
+        <w:t xml:space="preserve">조건</w:t>
       </w:r>
       <w:r>
         <w:t xml:space="preserve">’</w:t>
@@ -2278,7 +2367,52 @@
         <w:t xml:space="preserve"> </w:t>
       </w:r>
       <w:r>
-        <w:t xml:space="preserve">표현은 쓰지 않음. 60대 이상 참여자의 차이, 문항 4·5의 추측 답 비율, 사전 예상 대비를 적음.]</w:t>
+        <w:t xml:space="preserve">꼬리표를 찾지 못함(1건),</w:t>
+      </w:r>
+      <w:r>
+        <w:t xml:space="preserve"> </w:t>
+      </w:r>
+      <w:r>
+        <w:t xml:space="preserve">‘</w:t>
+      </w:r>
+      <w:r>
+        <w:t xml:space="preserve">자료 부족’을 기능 없음으로 해석(1건) 등. 오해 1명(P5)은 다섯 문항을 모두 맞혔으나</w:t>
+      </w:r>
+      <w:r>
+        <w:t xml:space="preserve"> </w:t>
+      </w:r>
+      <w:r>
+        <w:t xml:space="preserve">“</w:t>
+      </w:r>
+      <w:r>
+        <w:t xml:space="preserve">자료가 부족하면 제품도 못 미덥다</w:t>
+      </w:r>
+      <w:r>
+        <w:t xml:space="preserve">”</w:t>
+      </w:r>
+      <w:r>
+        <w:t xml:space="preserve">고 답함. 네 유형 모두 카드 문구 수정 사유로 기록함(어긋남 수 별도 표기, 조건 꼬리표 강조, ‘자료 부족</w:t>
+      </w:r>
+      <w:r>
+        <w:t xml:space="preserve">’</w:t>
+      </w:r>
+      <w:r>
+        <w:t xml:space="preserve"> </w:t>
+      </w:r>
+      <w:r>
+        <w:t xml:space="preserve">설명 보강).</w:t>
+      </w:r>
+    </w:p>
+    <w:p>
+      <w:pPr>
+        <w:numPr>
+          <w:ilvl w:val="0"/>
+          <w:numId w:val="1016"/>
+        </w:numPr>
+        <w:pStyle w:val="Compact"/>
+      </w:pPr>
+      <w:r>
+        <w:t xml:space="preserve">사전 예상(발견율 1.5~2.5 → 4.0~4.8, 시간 180~260초 → 40~70초, 오해 0~1명) 대비 원본 발견율은 높고 카드 시간은 길었음. n이 작으므로 평균과 범위만 적고 통계 검정은 하지 않음.</w:t>
       </w:r>
     </w:p>
     <w:bookmarkEnd w:id="38"/>

--- a/docs/submission/보고서_초안_1012.docx
+++ b/docs/submission/보고서_초안_1012.docx
@@ -150,7 +150,7 @@
         <w:pStyle w:val="Compact"/>
       </w:pPr>
       <w:r>
-        <w:t xml:space="preserve">자동 판정의 정확도는 규칙 조정에 쓰지 않은 신규 품목 9개(문구 56개)에서 1회 측정함. 독립 라벨러 3인 다수결 정답 대비 근거 유무 일치 71.4%, 조건 반영 일치 94.6%, 라벨러 간 일치도 Fleiss κ 0.92.</w:t>
+        <w:t xml:space="preserve">자동 판정의 정확도는 규칙 조정에 쓰지 않은 삼성 공식몰 신규 품목 9개(문구 56개)에서 1회 측정함. 독립 라벨러 3인 다수결 정답 대비 근거 유무 일치 71.4%(95% 신뢰구간 58~82%), 조건 반영 일치 94.6%, 라벨러 간 일치도 Fleiss κ 0.92.</w:t>
       </w:r>
     </w:p>
     <w:p>
@@ -1738,7 +1738,7 @@
               <w:jc w:val="left"/>
             </w:pPr>
             <w:r>
-              <w:t xml:space="preserve">9</w:t>
+              <w:t xml:space="preserve">9 (삼성 공식몰)</w:t>
             </w:r>
           </w:p>
         </w:tc>
@@ -1768,6 +1768,12 @@
               </w:rPr>
               <w:t xml:space="preserve">71.4%</w:t>
             </w:r>
+            <w:r>
+              <w:t xml:space="preserve"> </w:t>
+            </w:r>
+            <w:r>
+              <w:t xml:space="preserve">(95% CI 58~82%)</w:t>
+            </w:r>
           </w:p>
         </w:tc>
         <w:tc>
@@ -1833,7 +1839,7 @@
         <w:pStyle w:val="Compact"/>
       </w:pPr>
       <w:r>
-        <w:t xml:space="preserve">4차 독립 시험은 규칙을 다 고친 뒤 처음 본 품목(인덕션·식기세척기·냉장고·TV·모니터 등 9개)에서 한 번만 측정함. 9개 중 로봇청소기 1개(VR90F01AAG)는 1차에서 다룬 모델과 같으나 판매페이지는 새로 수집했고, 공개 목록에서는 1차 카드를 내려 중복을 없앰. 이 세트를 본 뒤 규칙을 고치면 더 이상 시험 세트가 아니므로 수치는 그대로 보고함. 사전 예상(축1 75~85%, 과대 2~5건)보다 축1은 낮고 과대는 많았음.</w:t>
+        <w:t xml:space="preserve">4차 독립 시험은 규칙을 다 고친 뒤 처음 본 품목(삼성 공식몰의 인덕션·식기세척기·냉장고·TV·모니터 등 9개, 제조사 1곳)에서 한 번만 측정함. 라벨러가 받은 66건 중 표시 문구가 아니라고 본 10건(장면 설명·후기 등)은 제외함. 9개 중 로봇청소기 1개(VR90F01AAG)는 1차에서 다룬 모델과 같으나 판매페이지는 새로 수집했고, 이 제품을 제외하면 43건에서 축1 67.4%·축2 92.6%. 공개 목록에서는 1차 카드를 내려 중복을 없앰. 이 세트를 본 뒤 규칙을 고치면 더 이상 시험 세트가 아니므로 수치는 그대로 보고함. 사전 예상(축1 75~85%, 과대 2~5건)보다 축1은 낮고 과대는 많았음.</w:t>
       </w:r>
     </w:p>
     <w:p>
@@ -1885,7 +1891,19 @@
         <w:t xml:space="preserve"> </w:t>
       </w:r>
       <w:r>
-        <w:t xml:space="preserve">각주를 그 기능의 근거로 인정했는데, 4차 라벨러 3인은 제품 인증일 뿐 기능 설명은 아니라고 판단함. 3차 라벨러는 같은 종류의 각주를 근거로 인정했으므로, 사람 사이에서도 해석이 갈리는 지점임.</w:t>
+        <w:t xml:space="preserve">각주를 그 기능의 근거로 인정했는데, 4차 라벨러 3인은 제품 인증일 뿐 기능 설명은 아니라고 판단함. 같은 라벨러 3인이 3차에서는 같은 종류의 각주를 근거로 인정했으므로, 코드북의 해당 조항(</w:t>
+      </w:r>
+      <w:r>
+        <w:t xml:space="preserve">“</w:t>
+      </w:r>
+      <w:r>
+        <w:t xml:space="preserve">시험·인증 문장은 그 시험이 그 기능을 다룬 경우에만</w:t>
+      </w:r>
+      <w:r>
+        <w:t xml:space="preserve">”</w:t>
+      </w:r>
+      <w:r>
+        <w:t xml:space="preserve">)이 모호했던 것으로 봄. 시험 뒤 코드북에 예시를 추가하고 규칙 1건을 수정했으며, 시험 수치는 수정 전 기준으로 보고함.</w:t>
       </w:r>
     </w:p>
     <w:p>
@@ -1982,7 +2000,19 @@
         <w:pStyle w:val="Compact"/>
       </w:pPr>
       <w:r>
-        <w:t xml:space="preserve">시험 세트가 9개 제품·56문구로 작음. 품목을 넓힐수록 서비스형 AI(TV·모니터)처럼 규칙이 약한 영역이 드러남.</w:t>
+        <w:t xml:space="preserve">시험 세트가 삼성 공식몰 9개 제품·56문구로 작고 제조사가 1곳임. 다른 제조사의 판매페이지 서식에서는 재측정이 필요함. 품목을 넓힐수록 서비스형 AI(TV·모니터)처럼 규칙이 약한 영역이 드러남.</w:t>
+      </w:r>
+    </w:p>
+    <w:p>
+      <w:pPr>
+        <w:numPr>
+          <w:ilvl w:val="0"/>
+          <w:numId w:val="1014"/>
+        </w:numPr>
+        <w:pStyle w:val="Compact"/>
+      </w:pPr>
+      <w:r>
+        <w:t xml:space="preserve">판정 초안은 외부 언어 모델에 의존하며 호출 한도를 넘으면 규칙 판정으로 대체됨(초안 품질 저하). 공개 카드의 검토는 1인이 수행함.</w:t>
       </w:r>
     </w:p>
     <w:p>
@@ -2038,7 +2068,22 @@
         <w:pStyle w:val="Compact"/>
       </w:pPr>
       <w:r>
-        <w:t xml:space="preserve">같은 제품(A: LG 퓨리케어 AI 360˚ 공기청정기 M7, B: 삼성 Bespoke AI 스팀 울트라)에 대해 원본 판매페이지와 카드에서 각각 다섯 가지 정보를 찾음: AI 기능 수, 근거 있는 기능 수, 작동 조건 하나, AI 해제 가능 여부, 문제 시 연락처. 문항당 90초, 순서 효과 상쇄를 위해 절반은 카드를 먼저 봄.</w:t>
+        <w:t xml:space="preserve">같은 제품(A: LG 퓨리케어 AI 360˚ 공기청정기 M7, B: 삼성 Bespoke AI 스팀 울트라)에 대해 원본 판매페이지와 카드에서 각각 다섯 가지 정보를 찾음: AI 기능 수, 근거 있는 기능 수, 작동 조건 하나, AI 해제 가능 여부, 문제 시 연락처. 문항당 90초. 순서는 원본 먼저 4명·카드 먼저 2명으로 균형이 맞지 않아 순서 효과를 통제하지 못함. 정답지는 공개 카드 내용을 기준으로 작성함(원본에 없는 정보는</w:t>
+      </w:r>
+      <w:r>
+        <w:t xml:space="preserve"> </w:t>
+      </w:r>
+      <w:r>
+        <w:t xml:space="preserve">“</w:t>
+      </w:r>
+      <w:r>
+        <w:t xml:space="preserve">안 적혀 있다</w:t>
+      </w:r>
+      <w:r>
+        <w:t xml:space="preserve">”</w:t>
+      </w:r>
+      <w:r>
+        <w:t xml:space="preserve">가 정답).</w:t>
       </w:r>
     </w:p>
     <w:p>
@@ -2349,7 +2394,7 @@
         <w:pStyle w:val="Compact"/>
       </w:pPr>
       <w:r>
-        <w:t xml:space="preserve">카드 오답 7건의 유형: 표시와 설명이 어긋난 문구를 근거 있음에 합산(2건), 문구 아래</w:t>
+        <w:t xml:space="preserve">카드 오답 4건(30문항 중)의 유형: 표시와 설명이 어긋난 문구를 근거 있음에 합산(2건), 문구 아래</w:t>
       </w:r>
       <w:r>
         <w:t xml:space="preserve"> </w:t>
@@ -2376,7 +2421,7 @@
         <w:t xml:space="preserve">‘</w:t>
       </w:r>
       <w:r>
-        <w:t xml:space="preserve">자료 부족’을 기능 없음으로 해석(1건) 등. 오해 1명(P5)은 다섯 문항을 모두 맞혔으나</w:t>
+        <w:t xml:space="preserve">자료 부족’을 기능 없음으로 해석(1건). 오해 1명(P5)은 다섯 문항을 모두 맞혔으나</w:t>
       </w:r>
       <w:r>
         <w:t xml:space="preserve"> </w:t>
@@ -2412,7 +2457,7 @@
         <w:pStyle w:val="Compact"/>
       </w:pPr>
       <w:r>
-        <w:t xml:space="preserve">사전 예상(발견율 1.5~2.5 → 4.0~4.8, 시간 180~260초 → 40~70초, 오해 0~1명) 대비 원본 발견율은 높고 카드 시간은 길었음. n이 작으므로 평균과 범위만 적고 통계 검정은 하지 않음.</w:t>
+        <w:t xml:space="preserve">사전 예상(발견율 1.5~2.5 → 4.0~4.8, 시간 180~260초 → 40~70초, 오해 0~1명) 대비 원본 발견율은 높고 카드 시간은 길었음. n이 작고 순서가 불균형하며 정답지가 카드 기준이므로 평균과 범위만 적고 통계 검정은 하지 않음.</w:t>
       </w:r>
     </w:p>
     <w:bookmarkEnd w:id="38"/>
